--- a/daily-reports/2026-08-15/report.docx
+++ b/daily-reports/2026-08-15/report.docx
@@ -28,28 +28,28 @@
         <w:pStyle w:val="Heading2"/>
       </w:pPr>
       <w:r>
-        <w:t>1. deepseek-ai/deepseek-harness  ⭐ 97,389</w:t>
+        <w:t>1. deepseek-ai/deepseek-harness  ⭐ 98,696</w:t>
       </w:r>
     </w:p>
     <w:p>
       <w:r>
-        <w:t>语言：TypeScript ｜ Stars：97,389 ｜ Forks：9,096</w:t>
+        <w:t>语言：TypeScript ｜ Stars：98,696 ｜ Forks：9,232</w:t>
         <w:br/>
       </w:r>
       <w:r>
-        <w:t>这是什么：DeepSeek Harness 是一个插件化的工具平台，核心思想是“一切皆插件”。它允许你通过安装不同的插件来扩展功能，就像手机装App一样简单。</w:t>
+        <w:t>这是什么：DeepSeek Harness 是一个插件化平台，可以把各种工具和功能像积木一样拼在一起，让 AI 应用更灵活。它用 TypeScript 编写，核心思想是“一切都是插件”，方便扩展和定制。</w:t>
         <w:br/>
       </w:r>
       <w:r>
-        <w:t>能用来做什么：你可以用它来搭建自己的AI工作流，比如把不同的AI模型、数据处理工具都集成到一个界面里，统一管理。</w:t>
+        <w:t>能用来做什么：你可以用它来搭建自己的 AI 工作流，比如把不同的 AI 模型、数据处理工具或接口连接起来，实现自动化任务。</w:t>
         <w:br/>
       </w:r>
       <w:r>
-        <w:t>适用领域：AI开发、自动化工作流、工具集成</w:t>
+        <w:t>适用领域：AI 开发、自动化工作流、插件系统设计</w:t>
         <w:br/>
       </w:r>
       <w:r>
-        <w:t>对新手有什么帮助：对于新手，它提供了一个直观的插件系统，让你不用写代码就能组合各种功能，是学习AI工具集成的绝佳起点。</w:t>
+        <w:t>对新手有什么帮助：适合想了解插件化架构和 AI 应用开发的新手，通过它你可以学习如何用模块化方式构建复杂系统。</w:t>
         <w:br/>
       </w:r>
       <w:r>
@@ -61,28 +61,28 @@
         <w:pStyle w:val="Heading2"/>
       </w:pPr>
       <w:r>
-        <w:t>2. guillaumemeyer/watermarks-remover  ⭐ 8,291</w:t>
+        <w:t>2. guillaumemeyer/watermarks-remover  ⭐ 8,358</w:t>
       </w:r>
     </w:p>
     <w:p>
       <w:r>
-        <w:t>语言：Python ｜ Stars：8,291 ｜ Forks：859</w:t>
+        <w:t>语言：Python ｜ Stars：8,358 ｜ Forks：864</w:t>
         <w:br/>
       </w:r>
       <w:r>
-        <w:t>这是什么：这是一个用于去除AI生成内容中水印和元数据的工具，支持多种文件格式，如PNG、JPEG、PDF等。它还能清理文本中的隐藏字符，让内容更干净。</w:t>
+        <w:t>这是什么：这是一个用 Python 写的工具，可以去除多种 AI 生成内容中的水印和元数据，比如 Unicode 文本标记、统计重写痕迹，以及 PNG、JPEG 等文件中的 C2PA 信息。</w:t>
         <w:br/>
       </w:r>
       <w:r>
-        <w:t>能用来做什么：你可以用它来去除图片或文档上的AI水印，或者清理从AI工具导出的文件中的元数据，保护隐私。</w:t>
+        <w:t>能用来做什么：当你需要清理 AI 生成的文件或文本中的来源标记时，可以用它来去除水印和元数据，保护隐私或满足合规要求。</w:t>
         <w:br/>
       </w:r>
       <w:r>
-        <w:t>适用领域：内容处理、隐私保护、文件清理</w:t>
+        <w:t>适用领域：内容安全、隐私保护、数字取证、文件处理</w:t>
         <w:br/>
       </w:r>
       <w:r>
-        <w:t>对新手有什么帮助：对新手来说，它提供了简单的命令行操作，让你轻松学会如何处理文件元数据，了解AI内容的隐藏信息。</w:t>
+        <w:t>对新手有什么帮助：对于想了解数字水印和元数据的新手，这个项目提供了实际操作的例子，帮助你理解 AI 内容溯源和反溯源技术。</w:t>
         <w:br/>
       </w:r>
       <w:r>
@@ -94,28 +94,28 @@
         <w:pStyle w:val="Heading2"/>
       </w:pPr>
       <w:r>
-        <w:t>3. anywhere-labs/deepseek-harness-desktop  ⭐ 2,193</w:t>
+        <w:t>3. anywhere-labs/deepseek-harness-desktop  ⭐ 2,429</w:t>
       </w:r>
     </w:p>
     <w:p>
       <w:r>
-        <w:t>语言：TypeScript ｜ Stars：2,193 ｜ Forks：115</w:t>
+        <w:t>语言：TypeScript ｜ Stars：2,429 ｜ Forks：124</w:t>
         <w:br/>
       </w:r>
       <w:r>
-        <w:t>这是什么：这是DeepSeek Harness的桌面版应用，为DSH生态提供了现代化的图形界面，让你不用命令行就能使用插件。</w:t>
+        <w:t>这是什么：这是为 DeepSeek Harness 生态打造的桌面应用，提供现代化的用户界面，让用户更方便地使用和管理 DeepSeek Harness 的功能。</w:t>
         <w:br/>
       </w:r>
       <w:r>
-        <w:t>能用来做什么：你可以通过它直观地管理插件、查看任务状态，适合喜欢图形界面的用户。</w:t>
+        <w:t>能用来做什么：你可以通过这个桌面应用来可视化地配置插件、监控任务状态，而不需要直接操作命令行。</w:t>
         <w:br/>
       </w:r>
       <w:r>
-        <w:t>适用领域：桌面应用、AI工具管理、用户体验</w:t>
+        <w:t>适用领域：桌面应用开发、AI 工具集成、用户界面设计</w:t>
         <w:br/>
       </w:r>
       <w:r>
-        <w:t>对新手有什么帮助：对于不熟悉命令行的新手，这个桌面版大大降低了使用门槛，让你轻松上手DSH。</w:t>
+        <w:t>对新手有什么帮助：适合想学习桌面应用开发的新手，你可以看到如何用 TypeScript 构建一个跨平台的桌面工具，并理解如何与后端服务交互。</w:t>
         <w:br/>
       </w:r>
       <w:r>
@@ -127,28 +127,28 @@
         <w:pStyle w:val="Heading2"/>
       </w:pPr>
       <w:r>
-        <w:t>4. zhu1090093659/dsh-web-ui  ⭐ 1,995</w:t>
+        <w:t>4. zhu1090093659/dsh-web-ui  ⭐ 2,036</w:t>
       </w:r>
     </w:p>
     <w:p>
       <w:r>
-        <w:t>语言：TypeScript ｜ Stars：1,995 ｜ Forks：98</w:t>
+        <w:t>语言：TypeScript ｜ Stars：2,036 ｜ Forks：100</w:t>
         <w:br/>
       </w:r>
       <w:r>
-        <w:t>这是什么：这是DeepSeek Harness Web UI的插件和皮肤集合，提供了任务看板、Git图谱、右侧面板、远程移动UI、宠物、实时令牌统计和皮肤中心等功能。</w:t>
+        <w:t>这是什么：这是 DeepSeek Harness Web UI 的插件和皮肤集合，包含任务看板、Git 图、右侧面板、远程移动 UI、宠物、实时 token 统计和皮肤中心等功能。</w:t>
         <w:br/>
       </w:r>
       <w:r>
-        <w:t>能用来做什么：你可以安装这些插件来增强Web UI的显示和交互，比如添加任务看板来跟踪进度，或者换一个喜欢的皮肤。</w:t>
+        <w:t>能用来做什么：你可以将这些插件添加到你的 DeepSeek Harness Web 界面中，增强其功能，比如实时监控 token 使用量或美化界面。</w:t>
         <w:br/>
       </w:r>
       <w:r>
-        <w:t>适用领域：Web界面定制、插件开发、用户体验</w:t>
+        <w:t>适用领域：前端开发、UI 插件、数据可视化、个性化定制</w:t>
         <w:br/>
       </w:r>
       <w:r>
-        <w:t>对新手有什么帮助：对新手来说，它展示了如何通过插件扩展一个Web应用，是学习前端插件开发的实用案例。</w:t>
+        <w:t>对新手有什么帮助：对于前端新手，这个项目展示了如何编写可复用的 UI 插件，并提供了丰富的示例，帮助你学习组件化和交互设计。</w:t>
         <w:br/>
       </w:r>
       <w:r>
@@ -160,28 +160,28 @@
         <w:pStyle w:val="Heading2"/>
       </w:pPr>
       <w:r>
-        <w:t>5. antirez/h3.c  ⭐ 1,854</w:t>
+        <w:t>5. antirez/h3.c  ⭐ 1,855</w:t>
       </w:r>
     </w:p>
     <w:p>
       <w:r>
-        <w:t>语言：C ｜ Stars：1,854 ｜ Forks：122</w:t>
+        <w:t>语言：C ｜ Stars：1,855 ｜ Forks：122</w:t>
         <w:br/>
       </w:r>
       <w:r>
-        <w:t>这是什么：这是一个为Mac电脑优化的MiniMax H3推理引擎，用C语言编写，专注于高效运行H3模型。</w:t>
+        <w:t>这是什么：这是 MiniMax H3 推理引擎的 C 语言实现，专门为 Mac 电脑优化，可以在本地运行 H3 模型进行推理。</w:t>
         <w:br/>
       </w:r>
       <w:r>
-        <w:t>能用来做什么：你可以在Mac上本地运行H3模型进行推理，比如生成文本或处理自然语言任务，无需云端。</w:t>
+        <w:t>能用来做什么：你可以在 Mac 上运行这个引擎来加载 H3 模型，进行文本生成等任务，无需联网或使用云服务。</w:t>
         <w:br/>
       </w:r>
       <w:r>
-        <w:t>适用领域：AI推理、本地模型运行、Mac优化</w:t>
+        <w:t>适用领域：本地 AI 推理、模型部署、性能优化</w:t>
         <w:br/>
       </w:r>
       <w:r>
-        <w:t>对新手有什么帮助：对于想了解AI模型如何在本地运行的新手，这个项目提供了简洁的代码示例，是学习推理引擎的入门材料。</w:t>
+        <w:t>对新手有什么帮助：适合对 AI 推理感兴趣的新手，通过阅读 C 代码，你可以了解模型推理的基本原理，以及如何针对特定硬件优化性能。</w:t>
         <w:br/>
       </w:r>
       <w:r>
@@ -212,7 +212,7 @@
         <w:t>GLM-5.3: Frontier coding with emergent cyber capabilities</w:t>
       </w:r>
       <w:r>
-        <w:t>（👍 1035）</w:t>
+        <w:t>（👍 1042）</w:t>
       </w:r>
       <w:r>
         <w:br/>
@@ -220,7 +220,7 @@
       </w:r>
       <w:r>
         <w:br/>
-        <w:t>摘要：GLM-5.3 在编程领域展现出前沿能力，并意外获得网络攻击等新兴能力，引发对 AI 安全边界的关注。</w:t>
+        <w:t>摘要：GLM-5.3 模型发布，宣称在编码能力上达到前沿水平，并展现出新兴的网络能力，值得关注其技术突破和潜在影响。</w:t>
       </w:r>
     </w:p>
     <w:p>
@@ -239,7 +239,7 @@
       </w:r>
       <w:r>
         <w:br/>
-        <w:t>摘要：Lumabri 项目利用 Colibri 实现 MoE 模型在 P2P 网络上的分布式运行，展示了去中心化 AI 推理的潜力。</w:t>
+        <w:t>摘要：Lumabri 项目在 Hacker News 上展示，允许通过 Colibri 在 P2P 网络群中运行 MoE 模型，这为分布式 AI 推理提供了新思路。</w:t>
       </w:r>
     </w:p>
     <w:p>
@@ -263,7 +263,7 @@
       </w:r>
       <w:r>
         <w:br/>
-        <w:t>摘要：Qwen3.8-27B 开源模型发布，其参数规模适合家用显卡运行，降低了高性能 AI 应用的门槛。</w:t>
+        <w:t>摘要：Qwen3.8-27B 模型开源，其设计使得家用显卡即可运行，降低了 AI 模型的使用门槛，对个人开发者具有重要意义。</w:t>
       </w:r>
     </w:p>
     <w:p>
@@ -287,7 +287,7 @@
       </w:r>
       <w:r>
         <w:br/>
-        <w:t>摘要：德塔智能与舞肌科技合作，旨在规范全身协同灵巧操作的数据采集，推动机器人操作标准化发展。</w:t>
+        <w:t>摘要：德塔智能与舞肌科技合作，旨在规范全身协同灵巧操作的数据采集，这有助于推动机器人操作领域的数据标准化和进步。</w:t>
       </w:r>
     </w:p>
     <w:sectPr>
